--- a/textbook/docx/chapter_06_cost_effectiveness.docx
+++ b/textbook/docx/chapter_06_cost_effectiveness.docx
@@ -61,8 +61,8 @@
         <w:rPr>
           <w:i/>
           <w:iCs/>
-          <w:sz w:val="34"/>
-          <w:szCs w:val="34"/>
+          <w:sz w:val="32"/>
+          <w:szCs w:val="32"/>
           <w:rFonts w:ascii="Arial" w:cs="Arial" w:eastAsia="Arial" w:hAnsi="Arial"/>
         </w:rPr>
         <w:t xml:space="preserve">Cost-Effectiveness Analysis and Health Technology Assessment</w:t>
@@ -1102,8 +1102,8 @@
               <w:rPr>
                 <w:b/>
                 <w:bCs/>
-                <w:sz w:val="18"/>
-                <w:szCs w:val="18"/>
+                <w:sz w:val="17"/>
+                <w:szCs w:val="17"/>
                 <w:rFonts w:ascii="Arial" w:cs="Arial" w:eastAsia="Arial" w:hAnsi="Arial"/>
               </w:rPr>
               <w:t xml:space="preserve">Measure</w:t>
@@ -1132,8 +1132,8 @@
               <w:rPr>
                 <w:b/>
                 <w:bCs/>
-                <w:sz w:val="18"/>
-                <w:szCs w:val="18"/>
+                <w:sz w:val="17"/>
+                <w:szCs w:val="17"/>
                 <w:rFonts w:ascii="Arial" w:cs="Arial" w:eastAsia="Arial" w:hAnsi="Arial"/>
               </w:rPr>
               <w:t xml:space="preserve">What It Captures</w:t>
@@ -1162,8 +1162,8 @@
               <w:rPr>
                 <w:b/>
                 <w:bCs/>
-                <w:sz w:val="18"/>
-                <w:szCs w:val="18"/>
+                <w:sz w:val="17"/>
+                <w:szCs w:val="17"/>
                 <w:rFonts w:ascii="Arial" w:cs="Arial" w:eastAsia="Arial" w:hAnsi="Arial"/>
               </w:rPr>
               <w:t xml:space="preserve">Valuation Method</w:t>
@@ -1192,8 +1192,8 @@
               <w:rPr>
                 <w:b/>
                 <w:bCs/>
-                <w:sz w:val="18"/>
-                <w:szCs w:val="18"/>
+                <w:sz w:val="17"/>
+                <w:szCs w:val="17"/>
                 <w:rFonts w:ascii="Arial" w:cs="Arial" w:eastAsia="Arial" w:hAnsi="Arial"/>
               </w:rPr>
               <w:t xml:space="preserve">Primary Use</w:t>
@@ -1223,8 +1223,8 @@
               <w:rPr>
                 <w:b w:val="false"/>
                 <w:bCs w:val="false"/>
-                <w:sz w:val="18"/>
-                <w:szCs w:val="18"/>
+                <w:sz w:val="17"/>
+                <w:szCs w:val="17"/>
                 <w:rFonts w:ascii="Arial" w:cs="Arial" w:eastAsia="Arial" w:hAnsi="Arial"/>
               </w:rPr>
               <w:t xml:space="preserve">Life-years gained</w:t>
@@ -1252,8 +1252,8 @@
               <w:rPr>
                 <w:b w:val="false"/>
                 <w:bCs w:val="false"/>
-                <w:sz w:val="18"/>
-                <w:szCs w:val="18"/>
+                <w:sz w:val="17"/>
+                <w:szCs w:val="17"/>
                 <w:rFonts w:ascii="Arial" w:cs="Arial" w:eastAsia="Arial" w:hAnsi="Arial"/>
               </w:rPr>
               <w:t xml:space="preserve">Survival duration only</w:t>
@@ -1281,8 +1281,8 @@
               <w:rPr>
                 <w:b w:val="false"/>
                 <w:bCs w:val="false"/>
-                <w:sz w:val="18"/>
-                <w:szCs w:val="18"/>
+                <w:sz w:val="17"/>
+                <w:szCs w:val="17"/>
                 <w:rFonts w:ascii="Arial" w:cs="Arial" w:eastAsia="Arial" w:hAnsi="Arial"/>
               </w:rPr>
               <w:t xml:space="preserve">None (objective measure)</w:t>
@@ -1310,8 +1310,8 @@
               <w:rPr>
                 <w:b w:val="false"/>
                 <w:bCs w:val="false"/>
-                <w:sz w:val="18"/>
-                <w:szCs w:val="18"/>
+                <w:sz w:val="17"/>
+                <w:szCs w:val="17"/>
                 <w:rFonts w:ascii="Arial" w:cs="Arial" w:eastAsia="Arial" w:hAnsi="Arial"/>
               </w:rPr>
               <w:t xml:space="preserve">Disease-specific CEA</w:t>
@@ -1341,8 +1341,8 @@
               <w:rPr>
                 <w:b w:val="false"/>
                 <w:bCs w:val="false"/>
-                <w:sz w:val="18"/>
-                <w:szCs w:val="18"/>
+                <w:sz w:val="17"/>
+                <w:szCs w:val="17"/>
                 <w:rFonts w:ascii="Arial" w:cs="Arial" w:eastAsia="Arial" w:hAnsi="Arial"/>
               </w:rPr>
               <w:t xml:space="preserve">QALYs</w:t>
@@ -1370,8 +1370,8 @@
               <w:rPr>
                 <w:b w:val="false"/>
                 <w:bCs w:val="false"/>
-                <w:sz w:val="18"/>
-                <w:szCs w:val="18"/>
+                <w:sz w:val="17"/>
+                <w:szCs w:val="17"/>
                 <w:rFonts w:ascii="Arial" w:cs="Arial" w:eastAsia="Arial" w:hAnsi="Arial"/>
               </w:rPr>
               <w:t xml:space="preserve">Survival × quality of life</w:t>
@@ -1399,8 +1399,8 @@
               <w:rPr>
                 <w:b w:val="false"/>
                 <w:bCs w:val="false"/>
-                <w:sz w:val="18"/>
-                <w:szCs w:val="18"/>
+                <w:sz w:val="17"/>
+                <w:szCs w:val="17"/>
                 <w:rFonts w:ascii="Arial" w:cs="Arial" w:eastAsia="Arial" w:hAnsi="Arial"/>
               </w:rPr>
               <w:t xml:space="preserve">Preference-based (SG, TTO, EQ-5D)</w:t>
@@ -1428,8 +1428,8 @@
               <w:rPr>
                 <w:b w:val="false"/>
                 <w:bCs w:val="false"/>
-                <w:sz w:val="18"/>
-                <w:szCs w:val="18"/>
+                <w:sz w:val="17"/>
+                <w:szCs w:val="17"/>
                 <w:rFonts w:ascii="Arial" w:cs="Arial" w:eastAsia="Arial" w:hAnsi="Arial"/>
               </w:rPr>
               <w:t xml:space="preserve">Reference case CEA/CUA</w:t>
@@ -1459,8 +1459,8 @@
               <w:rPr>
                 <w:b w:val="false"/>
                 <w:bCs w:val="false"/>
-                <w:sz w:val="18"/>
-                <w:szCs w:val="18"/>
+                <w:sz w:val="17"/>
+                <w:szCs w:val="17"/>
                 <w:rFonts w:ascii="Arial" w:cs="Arial" w:eastAsia="Arial" w:hAnsi="Arial"/>
               </w:rPr>
               <w:t xml:space="preserve">DALYs</w:t>
@@ -1488,8 +1488,8 @@
               <w:rPr>
                 <w:b w:val="false"/>
                 <w:bCs w:val="false"/>
-                <w:sz w:val="18"/>
-                <w:szCs w:val="18"/>
+                <w:sz w:val="17"/>
+                <w:szCs w:val="17"/>
                 <w:rFonts w:ascii="Arial" w:cs="Arial" w:eastAsia="Arial" w:hAnsi="Arial"/>
               </w:rPr>
               <w:t xml:space="preserve">Years lost to mortality + disability</w:t>
@@ -1517,8 +1517,8 @@
               <w:rPr>
                 <w:b w:val="false"/>
                 <w:bCs w:val="false"/>
-                <w:sz w:val="18"/>
-                <w:szCs w:val="18"/>
+                <w:sz w:val="17"/>
+                <w:szCs w:val="17"/>
                 <w:rFonts w:ascii="Arial" w:cs="Arial" w:eastAsia="Arial" w:hAnsi="Arial"/>
               </w:rPr>
               <w:t xml:space="preserve">Expert panel disability weights</w:t>
@@ -1546,8 +1546,8 @@
               <w:rPr>
                 <w:b w:val="false"/>
                 <w:bCs w:val="false"/>
-                <w:sz w:val="18"/>
-                <w:szCs w:val="18"/>
+                <w:sz w:val="17"/>
+                <w:szCs w:val="17"/>
                 <w:rFonts w:ascii="Arial" w:cs="Arial" w:eastAsia="Arial" w:hAnsi="Arial"/>
               </w:rPr>
               <w:t xml:space="preserve">Global health CEA, GBD</w:t>
@@ -1577,8 +1577,8 @@
               <w:rPr>
                 <w:b w:val="false"/>
                 <w:bCs w:val="false"/>
-                <w:sz w:val="18"/>
-                <w:szCs w:val="18"/>
+                <w:sz w:val="17"/>
+                <w:szCs w:val="17"/>
                 <w:rFonts w:ascii="Arial" w:cs="Arial" w:eastAsia="Arial" w:hAnsi="Arial"/>
               </w:rPr>
               <w:t xml:space="preserve">Willingness to pay</w:t>
@@ -1606,8 +1606,8 @@
               <w:rPr>
                 <w:b w:val="false"/>
                 <w:bCs w:val="false"/>
-                <w:sz w:val="18"/>
-                <w:szCs w:val="18"/>
+                <w:sz w:val="17"/>
+                <w:szCs w:val="17"/>
                 <w:rFonts w:ascii="Arial" w:cs="Arial" w:eastAsia="Arial" w:hAnsi="Arial"/>
               </w:rPr>
               <w:t xml:space="preserve">Monetary value of health gain</w:t>
@@ -1635,8 +1635,8 @@
               <w:rPr>
                 <w:b w:val="false"/>
                 <w:bCs w:val="false"/>
-                <w:sz w:val="18"/>
-                <w:szCs w:val="18"/>
+                <w:sz w:val="17"/>
+                <w:szCs w:val="17"/>
                 <w:rFonts w:ascii="Arial" w:cs="Arial" w:eastAsia="Arial" w:hAnsi="Arial"/>
               </w:rPr>
               <w:t xml:space="preserve">Contingent valuation, revealed preference</w:t>
@@ -1664,8 +1664,8 @@
               <w:rPr>
                 <w:b w:val="false"/>
                 <w:bCs w:val="false"/>
-                <w:sz w:val="18"/>
-                <w:szCs w:val="18"/>
+                <w:sz w:val="17"/>
+                <w:szCs w:val="17"/>
                 <w:rFonts w:ascii="Arial" w:cs="Arial" w:eastAsia="Arial" w:hAnsi="Arial"/>
               </w:rPr>
               <w:t xml:space="preserve">Cost-benefit analysis</w:t>
@@ -3306,8 +3306,8 @@
               <w:rPr>
                 <w:b/>
                 <w:bCs/>
-                <w:sz w:val="18"/>
-                <w:szCs w:val="18"/>
+                <w:sz w:val="17"/>
+                <w:szCs w:val="17"/>
                 <w:rFonts w:ascii="Arial" w:cs="Arial" w:eastAsia="Arial" w:hAnsi="Arial"/>
               </w:rPr>
               <w:t xml:space="preserve">Parameter Type</w:t>
@@ -3336,8 +3336,8 @@
               <w:rPr>
                 <w:b/>
                 <w:bCs/>
-                <w:sz w:val="18"/>
-                <w:szCs w:val="18"/>
+                <w:sz w:val="17"/>
+                <w:szCs w:val="17"/>
                 <w:rFonts w:ascii="Arial" w:cs="Arial" w:eastAsia="Arial" w:hAnsi="Arial"/>
               </w:rPr>
               <w:t xml:space="preserve">Recommended Distribution</w:t>
@@ -3366,8 +3366,8 @@
               <w:rPr>
                 <w:b/>
                 <w:bCs/>
-                <w:sz w:val="18"/>
-                <w:szCs w:val="18"/>
+                <w:sz w:val="17"/>
+                <w:szCs w:val="17"/>
                 <w:rFonts w:ascii="Arial" w:cs="Arial" w:eastAsia="Arial" w:hAnsi="Arial"/>
               </w:rPr>
               <w:t xml:space="preserve">Rationale</w:t>
@@ -3396,8 +3396,8 @@
               <w:rPr>
                 <w:b/>
                 <w:bCs/>
-                <w:sz w:val="18"/>
-                <w:szCs w:val="18"/>
+                <w:sz w:val="17"/>
+                <w:szCs w:val="17"/>
                 <w:rFonts w:ascii="Arial" w:cs="Arial" w:eastAsia="Arial" w:hAnsi="Arial"/>
               </w:rPr>
               <w:t xml:space="preserve">Parameterization</w:t>
@@ -3427,8 +3427,8 @@
               <w:rPr>
                 <w:b w:val="false"/>
                 <w:bCs w:val="false"/>
-                <w:sz w:val="18"/>
-                <w:szCs w:val="18"/>
+                <w:sz w:val="17"/>
+                <w:szCs w:val="17"/>
                 <w:rFonts w:ascii="Arial" w:cs="Arial" w:eastAsia="Arial" w:hAnsi="Arial"/>
               </w:rPr>
               <w:t xml:space="preserve">Probabilities</w:t>
@@ -3456,8 +3456,8 @@
               <w:rPr>
                 <w:b w:val="false"/>
                 <w:bCs w:val="false"/>
-                <w:sz w:val="18"/>
-                <w:szCs w:val="18"/>
+                <w:sz w:val="17"/>
+                <w:szCs w:val="17"/>
                 <w:rFonts w:ascii="Arial" w:cs="Arial" w:eastAsia="Arial" w:hAnsi="Arial"/>
               </w:rPr>
               <w:t xml:space="preserve">Beta</w:t>
@@ -3485,8 +3485,8 @@
               <w:rPr>
                 <w:b w:val="false"/>
                 <w:bCs w:val="false"/>
-                <w:sz w:val="18"/>
-                <w:szCs w:val="18"/>
+                <w:sz w:val="17"/>
+                <w:szCs w:val="17"/>
                 <w:rFonts w:ascii="Arial" w:cs="Arial" w:eastAsia="Arial" w:hAnsi="Arial"/>
               </w:rPr>
               <w:t xml:space="preserve">Bounded [0,1]; conjugate for binomial</w:t>
@@ -3514,8 +3514,8 @@
               <w:rPr>
                 <w:b w:val="false"/>
                 <w:bCs w:val="false"/>
-                <w:sz w:val="18"/>
-                <w:szCs w:val="18"/>
+                <w:sz w:val="17"/>
+                <w:szCs w:val="17"/>
                 <w:rFonts w:ascii="Arial" w:cs="Arial" w:eastAsia="Arial" w:hAnsi="Arial"/>
               </w:rPr>
               <w:t xml:space="preserve">α = events, β = non-events</w:t>
@@ -3545,8 +3545,8 @@
               <w:rPr>
                 <w:b w:val="false"/>
                 <w:bCs w:val="false"/>
-                <w:sz w:val="18"/>
-                <w:szCs w:val="18"/>
+                <w:sz w:val="17"/>
+                <w:szCs w:val="17"/>
                 <w:rFonts w:ascii="Arial" w:cs="Arial" w:eastAsia="Arial" w:hAnsi="Arial"/>
               </w:rPr>
               <w:t xml:space="preserve">Relative risks</w:t>
@@ -3574,8 +3574,8 @@
               <w:rPr>
                 <w:b w:val="false"/>
                 <w:bCs w:val="false"/>
-                <w:sz w:val="18"/>
-                <w:szCs w:val="18"/>
+                <w:sz w:val="17"/>
+                <w:szCs w:val="17"/>
                 <w:rFonts w:ascii="Arial" w:cs="Arial" w:eastAsia="Arial" w:hAnsi="Arial"/>
               </w:rPr>
               <w:t xml:space="preserve">Log-normal</w:t>
@@ -3603,8 +3603,8 @@
               <w:rPr>
                 <w:b w:val="false"/>
                 <w:bCs w:val="false"/>
-                <w:sz w:val="18"/>
-                <w:szCs w:val="18"/>
+                <w:sz w:val="17"/>
+                <w:szCs w:val="17"/>
                 <w:rFonts w:ascii="Arial" w:cs="Arial" w:eastAsia="Arial" w:hAnsi="Arial"/>
               </w:rPr>
               <w:t xml:space="preserve">Bounded (0,∞); multiplicative scale</w:t>
@@ -3632,8 +3632,8 @@
               <w:rPr>
                 <w:b w:val="false"/>
                 <w:bCs w:val="false"/>
-                <w:sz w:val="18"/>
-                <w:szCs w:val="18"/>
+                <w:sz w:val="17"/>
+                <w:szCs w:val="17"/>
                 <w:rFonts w:ascii="Arial" w:cs="Arial" w:eastAsia="Arial" w:hAnsi="Arial"/>
               </w:rPr>
               <w:t xml:space="preserve">μ = ln(RR), σ from 95% CI</w:t>
@@ -3663,8 +3663,8 @@
               <w:rPr>
                 <w:b w:val="false"/>
                 <w:bCs w:val="false"/>
-                <w:sz w:val="18"/>
-                <w:szCs w:val="18"/>
+                <w:sz w:val="17"/>
+                <w:szCs w:val="17"/>
                 <w:rFonts w:ascii="Arial" w:cs="Arial" w:eastAsia="Arial" w:hAnsi="Arial"/>
               </w:rPr>
               <w:t xml:space="preserve">Costs</w:t>
@@ -3692,8 +3692,8 @@
               <w:rPr>
                 <w:b w:val="false"/>
                 <w:bCs w:val="false"/>
-                <w:sz w:val="18"/>
-                <w:szCs w:val="18"/>
+                <w:sz w:val="17"/>
+                <w:szCs w:val="17"/>
                 <w:rFonts w:ascii="Arial" w:cs="Arial" w:eastAsia="Arial" w:hAnsi="Arial"/>
               </w:rPr>
               <w:t xml:space="preserve">Gamma</w:t>
@@ -3721,8 +3721,8 @@
               <w:rPr>
                 <w:b w:val="false"/>
                 <w:bCs w:val="false"/>
-                <w:sz w:val="18"/>
-                <w:szCs w:val="18"/>
+                <w:sz w:val="17"/>
+                <w:szCs w:val="17"/>
                 <w:rFonts w:ascii="Arial" w:cs="Arial" w:eastAsia="Arial" w:hAnsi="Arial"/>
               </w:rPr>
               <w:t xml:space="preserve">Bounded [0,∞); right-skewed</w:t>
@@ -3750,8 +3750,8 @@
               <w:rPr>
                 <w:b w:val="false"/>
                 <w:bCs w:val="false"/>
-                <w:sz w:val="18"/>
-                <w:szCs w:val="18"/>
+                <w:sz w:val="17"/>
+                <w:szCs w:val="17"/>
                 <w:rFonts w:ascii="Arial" w:cs="Arial" w:eastAsia="Arial" w:hAnsi="Arial"/>
               </w:rPr>
               <w:t xml:space="preserve">α = (mean/SE)², β = SE²/mean</w:t>
@@ -3781,8 +3781,8 @@
               <w:rPr>
                 <w:b w:val="false"/>
                 <w:bCs w:val="false"/>
-                <w:sz w:val="18"/>
-                <w:szCs w:val="18"/>
+                <w:sz w:val="17"/>
+                <w:szCs w:val="17"/>
                 <w:rFonts w:ascii="Arial" w:cs="Arial" w:eastAsia="Arial" w:hAnsi="Arial"/>
               </w:rPr>
               <w:t xml:space="preserve">Utility weights</w:t>
@@ -3810,8 +3810,8 @@
               <w:rPr>
                 <w:b w:val="false"/>
                 <w:bCs w:val="false"/>
-                <w:sz w:val="18"/>
-                <w:szCs w:val="18"/>
+                <w:sz w:val="17"/>
+                <w:szCs w:val="17"/>
                 <w:rFonts w:ascii="Arial" w:cs="Arial" w:eastAsia="Arial" w:hAnsi="Arial"/>
               </w:rPr>
               <w:t xml:space="preserve">Beta</w:t>
@@ -3839,8 +3839,8 @@
               <w:rPr>
                 <w:b w:val="false"/>
                 <w:bCs w:val="false"/>
-                <w:sz w:val="18"/>
-                <w:szCs w:val="18"/>
+                <w:sz w:val="17"/>
+                <w:szCs w:val="17"/>
                 <w:rFonts w:ascii="Arial" w:cs="Arial" w:eastAsia="Arial" w:hAnsi="Arial"/>
               </w:rPr>
               <w:t xml:space="preserve">Bounded [0,1]; left-skewed typical</w:t>
@@ -3868,8 +3868,8 @@
               <w:rPr>
                 <w:b w:val="false"/>
                 <w:bCs w:val="false"/>
-                <w:sz w:val="18"/>
-                <w:szCs w:val="18"/>
+                <w:sz w:val="17"/>
+                <w:szCs w:val="17"/>
                 <w:rFonts w:ascii="Arial" w:cs="Arial" w:eastAsia="Arial" w:hAnsi="Arial"/>
               </w:rPr>
               <w:t xml:space="preserve">α, β from mean and variance</w:t>
@@ -3899,8 +3899,8 @@
               <w:rPr>
                 <w:b w:val="false"/>
                 <w:bCs w:val="false"/>
-                <w:sz w:val="18"/>
-                <w:szCs w:val="18"/>
+                <w:sz w:val="17"/>
+                <w:szCs w:val="17"/>
                 <w:rFonts w:ascii="Arial" w:cs="Arial" w:eastAsia="Arial" w:hAnsi="Arial"/>
               </w:rPr>
               <w:t xml:space="preserve">Hazard ratios</w:t>
@@ -3928,8 +3928,8 @@
               <w:rPr>
                 <w:b w:val="false"/>
                 <w:bCs w:val="false"/>
-                <w:sz w:val="18"/>
-                <w:szCs w:val="18"/>
+                <w:sz w:val="17"/>
+                <w:szCs w:val="17"/>
                 <w:rFonts w:ascii="Arial" w:cs="Arial" w:eastAsia="Arial" w:hAnsi="Arial"/>
               </w:rPr>
               <w:t xml:space="preserve">Log-normal</w:t>
@@ -3957,8 +3957,8 @@
               <w:rPr>
                 <w:b w:val="false"/>
                 <w:bCs w:val="false"/>
-                <w:sz w:val="18"/>
-                <w:szCs w:val="18"/>
+                <w:sz w:val="17"/>
+                <w:szCs w:val="17"/>
                 <w:rFonts w:ascii="Arial" w:cs="Arial" w:eastAsia="Arial" w:hAnsi="Arial"/>
               </w:rPr>
               <w:t xml:space="preserve">Bounded (0,∞); multiplicative</w:t>
@@ -3986,8 +3986,8 @@
               <w:rPr>
                 <w:b w:val="false"/>
                 <w:bCs w:val="false"/>
-                <w:sz w:val="18"/>
-                <w:szCs w:val="18"/>
+                <w:sz w:val="17"/>
+                <w:szCs w:val="17"/>
                 <w:rFonts w:ascii="Arial" w:cs="Arial" w:eastAsia="Arial" w:hAnsi="Arial"/>
               </w:rPr>
               <w:t xml:space="preserve">μ = ln(HR), σ from 95% CI</w:t>
@@ -4533,7 +4533,7 @@
         <w:szCs w:val="18"/>
         <w:rFonts w:ascii="Arial" w:cs="Arial" w:eastAsia="Arial" w:hAnsi="Arial"/>
       </w:rPr>
-      <w:t xml:space="preserve">Chapter 6: Cost-Effectiveness Analysis</w:t>
+      <w:t xml:space="preserve">Chapter 6: Cost-Effectiveness Analysis and Health T</w:t>
     </w:r>
   </w:p>
 </w:hdr>
